--- a/Mutual Transfer.docx
+++ b/Mutual Transfer.docx
@@ -4,6 +4,44 @@
   <w:body>
     <w:p>
       <w:r>
+        <w:t>Supa base password N1DITDsZ2YjTPewG</w:t>
+      </w:r>
+    </w:p>
+    <w:p/>
+    <w:p/>
+    <w:p>
+      <w:r>
+        <w:t xml:space="preserve">In </w:t>
+      </w:r>
+      <w:proofErr w:type="spellStart"/>
+      <w:r>
+        <w:t>rednder</w:t>
+      </w:r>
+      <w:proofErr w:type="spellEnd"/>
+      <w:r>
+        <w:t xml:space="preserve"> </w:t>
+      </w:r>
+      <w:proofErr w:type="spellStart"/>
+      <w:r>
+        <w:t>gunicorn</w:t>
+      </w:r>
+      <w:proofErr w:type="spellEnd"/>
+      <w:r>
+        <w:t xml:space="preserve"> </w:t>
+      </w:r>
+      <w:proofErr w:type="spellStart"/>
+      <w:r>
+        <w:t>app:app</w:t>
+      </w:r>
+      <w:proofErr w:type="spellEnd"/>
+      <w:r>
+        <w:t xml:space="preserve"> --workers 1 --threads 4</w:t>
+      </w:r>
+    </w:p>
+    <w:p/>
+    <w:p/>
+    <w:p>
+      <w:r>
         <w:t>Mutual Transfer</w:t>
       </w:r>
     </w:p>
@@ -49,15 +87,7 @@
     <w:p/>
     <w:p>
       <w:r>
-        <w:t xml:space="preserve">Render is actually doing the processing which </w:t>
-      </w:r>
-      <w:proofErr w:type="gramStart"/>
-      <w:r>
-        <w:t>take</w:t>
-      </w:r>
-      <w:proofErr w:type="gramEnd"/>
-      <w:r>
-        <w:t xml:space="preserve"> code from git hub and we use </w:t>
+        <w:t xml:space="preserve">Render is actually doing the processing which take code from git hub and we use </w:t>
       </w:r>
       <w:proofErr w:type="spellStart"/>
       <w:r>
